--- a/seo-transcript.docx
+++ b/seo-transcript.docx
@@ -81,18 +81,7 @@
           <w:sz w:val="28"/>
           <w:szCs w:val="28"/>
         </w:rPr>
-        <w:t xml:space="preserve"> websites. Back in October 2014, it accounte</w:t>
-      </w:r>
-      <w:bookmarkStart w:id="0" w:name="_GoBack"/>
-      <w:bookmarkEnd w:id="0"/>
-      <w:r>
-        <w:rPr>
-          <w:rFonts w:ascii="Arial" w:eastAsia="Times New Roman" w:hAnsi="Arial" w:cs="Arial"/>
-          <w:color w:val="000000"/>
-          <w:sz w:val="28"/>
-          <w:szCs w:val="28"/>
-        </w:rPr>
-        <w:t xml:space="preserve">d for about 32% of higher </w:t>
+        <w:t xml:space="preserve"> websites. Back in October 2014, it accounted for about 32% of higher </w:t>
       </w:r>
       <w:proofErr w:type="spellStart"/>
       <w:proofErr w:type="gramStart"/>
@@ -1591,27 +1580,18 @@
           <w:sz w:val="28"/>
           <w:szCs w:val="28"/>
         </w:rPr>
-        <w:t xml:space="preserve"> descriptions. In case you don’t know where those show up, (slide) your page title is the clickable link in the SERP and your </w:t>
-      </w:r>
-      <w:proofErr w:type="gramStart"/>
-      <w:r>
-        <w:rPr>
-          <w:rFonts w:ascii="Arial" w:eastAsia="Times New Roman" w:hAnsi="Arial" w:cs="Arial"/>
-          <w:color w:val="000000"/>
-          <w:sz w:val="28"/>
-          <w:szCs w:val="28"/>
-        </w:rPr>
-        <w:t>meta</w:t>
-      </w:r>
-      <w:proofErr w:type="gramEnd"/>
-      <w:r>
-        <w:rPr>
-          <w:rFonts w:ascii="Arial" w:eastAsia="Times New Roman" w:hAnsi="Arial" w:cs="Arial"/>
-          <w:color w:val="000000"/>
-          <w:sz w:val="28"/>
-          <w:szCs w:val="28"/>
-        </w:rPr>
-        <w:t xml:space="preserve"> description shows up under it. You need these to be good for both people and search engines, because if you have a title like “St. Mary’s dorms, coed dorms, educational dorms,” people aren’t going to want to click on it. You want to rank, but you also want people to click on that high-ranking link. </w:t>
+        <w:t xml:space="preserve"> descriptions. In case you don’t know where those show up, </w:t>
+      </w:r>
+      <w:bookmarkStart w:id="0" w:name="_GoBack"/>
+      <w:bookmarkEnd w:id="0"/>
+      <w:r>
+        <w:rPr>
+          <w:rFonts w:ascii="Arial" w:eastAsia="Times New Roman" w:hAnsi="Arial" w:cs="Arial"/>
+          <w:color w:val="000000"/>
+          <w:sz w:val="28"/>
+          <w:szCs w:val="28"/>
+        </w:rPr>
+        <w:t xml:space="preserve">your page title is the clickable link in the SERP and your meta description shows up under it. You need these to be good for both people and search engines, because if you have a title like “St. Mary’s dorms, coed dorms, educational dorms,” people aren’t going to want to click on it. You want to rank, but you also want people to click on that high-ranking link. </w:t>
       </w:r>
       <w:proofErr w:type="spellStart"/>
       <w:r>
